--- a/LangChain/Middleware/Middleware.docx
+++ b/LangChain/Middleware/Middleware.docx
@@ -88,6 +88,7 @@
       </w:pPr>
       <w:r>
         <w:rPr>
+          <w:noProof/>
           <w:lang w:val="en-US"/>
         </w:rPr>
         <w:drawing>
@@ -239,11 +240,39 @@
       <w:pPr>
         <w:ind w:left="360"/>
         <w:rPr>
-          <w:lang w:val="en-US"/>
-        </w:rPr>
-      </w:pPr>
-      <w:r>
-        <w:rPr>
+          <w:noProof/>
+          <w:lang w:val="en-US"/>
+        </w:rPr>
+      </w:pPr>
+    </w:p>
+    <w:p>
+      <w:pPr>
+        <w:ind w:left="360"/>
+        <w:rPr>
+          <w:noProof/>
+          <w:lang w:val="en-US"/>
+        </w:rPr>
+      </w:pPr>
+    </w:p>
+    <w:p>
+      <w:pPr>
+        <w:ind w:left="360"/>
+        <w:rPr>
+          <w:noProof/>
+          <w:lang w:val="en-US"/>
+        </w:rPr>
+      </w:pPr>
+    </w:p>
+    <w:p>
+      <w:pPr>
+        <w:ind w:left="360"/>
+        <w:rPr>
+          <w:lang w:val="en-US"/>
+        </w:rPr>
+      </w:pPr>
+      <w:r>
+        <w:rPr>
+          <w:noProof/>
           <w:lang w:val="en-US"/>
         </w:rPr>
         <w:lastRenderedPageBreak/>
@@ -284,6 +313,582 @@
         </w:drawing>
       </w:r>
     </w:p>
+    <w:p>
+      <w:pPr>
+        <w:rPr>
+          <w:b/>
+          <w:bCs/>
+          <w:lang w:val="en-US"/>
+        </w:rPr>
+      </w:pPr>
+      <w:r>
+        <w:rPr>
+          <w:b/>
+          <w:bCs/>
+          <w:lang w:val="en-US"/>
+        </w:rPr>
+        <w:t>Summarization:</w:t>
+      </w:r>
+    </w:p>
+    <w:p>
+      <w:pPr>
+        <w:rPr>
+          <w:lang w:val="en-US"/>
+        </w:rPr>
+      </w:pPr>
+      <w:r>
+        <w:rPr>
+          <w:lang w:val="en-US"/>
+        </w:rPr>
+        <w:t xml:space="preserve">Automatically summarize the conversation when it is reaching token </w:t>
+      </w:r>
+      <w:proofErr w:type="gramStart"/>
+      <w:r>
+        <w:rPr>
+          <w:lang w:val="en-US"/>
+        </w:rPr>
+        <w:t xml:space="preserve">limit </w:t>
+      </w:r>
+      <w:r>
+        <w:rPr>
+          <w:lang w:val="en-US"/>
+        </w:rPr>
+        <w:t>,</w:t>
+      </w:r>
+      <w:proofErr w:type="gramEnd"/>
+      <w:r>
+        <w:rPr>
+          <w:lang w:val="en-US"/>
+        </w:rPr>
+        <w:t xml:space="preserve"> keeping latest messages while compressing older context</w:t>
+      </w:r>
+    </w:p>
+    <w:p>
+      <w:pPr>
+        <w:pStyle w:val="ListParagraph"/>
+        <w:numPr>
+          <w:ilvl w:val="0"/>
+          <w:numId w:val="2"/>
+        </w:numPr>
+        <w:rPr>
+          <w:lang w:val="en-US"/>
+        </w:rPr>
+      </w:pPr>
+      <w:r>
+        <w:rPr>
+          <w:lang w:val="en-US"/>
+        </w:rPr>
+        <w:t xml:space="preserve">Long conversation which </w:t>
+      </w:r>
+      <w:proofErr w:type="gramStart"/>
+      <w:r>
+        <w:rPr>
+          <w:lang w:val="en-US"/>
+        </w:rPr>
+        <w:t>exceed</w:t>
+      </w:r>
+      <w:proofErr w:type="gramEnd"/>
+      <w:r>
+        <w:rPr>
+          <w:lang w:val="en-US"/>
+        </w:rPr>
+        <w:t xml:space="preserve"> token limit </w:t>
+      </w:r>
+    </w:p>
+    <w:p>
+      <w:pPr>
+        <w:pStyle w:val="ListParagraph"/>
+        <w:numPr>
+          <w:ilvl w:val="0"/>
+          <w:numId w:val="2"/>
+        </w:numPr>
+        <w:rPr>
+          <w:lang w:val="en-US"/>
+        </w:rPr>
+      </w:pPr>
+      <w:r>
+        <w:rPr>
+          <w:lang w:val="en-US"/>
+        </w:rPr>
+        <w:t>Application when it is needed</w:t>
+      </w:r>
+    </w:p>
+    <w:p>
+      <w:pPr>
+        <w:rPr>
+          <w:lang w:val="en-US"/>
+        </w:rPr>
+      </w:pPr>
+      <w:r>
+        <w:rPr>
+          <w:lang w:val="en-US"/>
+        </w:rPr>
+        <w:t xml:space="preserve">Summarization is a text context compression, it won’t resize or resample or compress multimodal like audio/video/image, while latest multi modal is </w:t>
+      </w:r>
+      <w:proofErr w:type="gramStart"/>
+      <w:r>
+        <w:rPr>
+          <w:lang w:val="en-US"/>
+        </w:rPr>
+        <w:t>retained  whereas</w:t>
+      </w:r>
+      <w:proofErr w:type="gramEnd"/>
+      <w:r>
+        <w:rPr>
+          <w:lang w:val="en-US"/>
+        </w:rPr>
+        <w:t xml:space="preserve"> older multi modal conversation especially media application, those are stored in file system or object store and pass the URL or file references while text compress</w:t>
+      </w:r>
+    </w:p>
+    <w:p>
+      <w:pPr>
+        <w:rPr>
+          <w:lang w:val="en-US"/>
+        </w:rPr>
+      </w:pPr>
+      <w:r>
+        <w:rPr>
+          <w:lang w:val="en-US"/>
+        </w:rPr>
+        <w:br w:type="page"/>
+      </w:r>
+    </w:p>
+    <w:p>
+      <w:pPr>
+        <w:rPr>
+          <w:lang w:val="en-US"/>
+        </w:rPr>
+      </w:pPr>
+      <w:r>
+        <w:rPr>
+          <w:lang w:val="en-US"/>
+        </w:rPr>
+        <w:lastRenderedPageBreak/>
+        <w:t xml:space="preserve">Model – </w:t>
+      </w:r>
+      <w:proofErr w:type="spellStart"/>
+      <w:r>
+        <w:rPr>
+          <w:lang w:val="en-US"/>
+        </w:rPr>
+        <w:t>mandt</w:t>
+      </w:r>
+      <w:proofErr w:type="spellEnd"/>
+      <w:r>
+        <w:rPr>
+          <w:lang w:val="en-US"/>
+        </w:rPr>
+        <w:t xml:space="preserve"> is to tell which model used for text compression</w:t>
+      </w:r>
+    </w:p>
+    <w:p>
+      <w:pPr>
+        <w:rPr>
+          <w:lang w:val="en-US"/>
+        </w:rPr>
+      </w:pPr>
+      <w:r>
+        <w:rPr>
+          <w:lang w:val="en-US"/>
+        </w:rPr>
+        <w:t>Trigger – starts summarization when condition is met</w:t>
+      </w:r>
+    </w:p>
+    <w:p>
+      <w:pPr>
+        <w:rPr>
+          <w:lang w:val="en-US"/>
+        </w:rPr>
+      </w:pPr>
+      <w:r>
+        <w:rPr>
+          <w:lang w:val="en-US"/>
+        </w:rPr>
+        <w:t>Keep – informing model to keep messages based on given conditions</w:t>
+      </w:r>
+    </w:p>
+    <w:p>
+      <w:pPr>
+        <w:rPr>
+          <w:lang w:val="en-US"/>
+        </w:rPr>
+      </w:pPr>
+      <w:r>
+        <w:rPr>
+          <w:lang w:val="en-US"/>
+        </w:rPr>
+        <w:t>Token – number to give tokens limit</w:t>
+      </w:r>
+    </w:p>
+    <w:p>
+      <w:pPr>
+        <w:rPr>
+          <w:lang w:val="en-US"/>
+        </w:rPr>
+      </w:pPr>
+      <w:r>
+        <w:rPr>
+          <w:lang w:val="en-US"/>
+        </w:rPr>
+        <w:t>Messages – number to give limit</w:t>
+      </w:r>
+    </w:p>
+    <w:p>
+      <w:pPr>
+        <w:rPr>
+          <w:lang w:val="en-US"/>
+        </w:rPr>
+      </w:pPr>
+      <w:r>
+        <w:rPr>
+          <w:lang w:val="en-US"/>
+        </w:rPr>
+        <w:t>Friction – percentage when you give 0.3 means starts summarization when token limit reached 30%</w:t>
+      </w:r>
+    </w:p>
+    <w:p>
+      <w:pPr>
+        <w:rPr>
+          <w:b/>
+          <w:bCs/>
+          <w:lang w:val="en-US"/>
+        </w:rPr>
+      </w:pPr>
+      <w:r>
+        <w:rPr>
+          <w:b/>
+          <w:bCs/>
+          <w:lang w:val="en-US"/>
+        </w:rPr>
+        <w:t>Human in the loop:</w:t>
+      </w:r>
+    </w:p>
+    <w:p>
+      <w:pPr>
+        <w:rPr>
+          <w:lang w:val="en-US"/>
+        </w:rPr>
+      </w:pPr>
+      <w:r>
+        <w:rPr>
+          <w:lang w:val="en-US"/>
+        </w:rPr>
+        <w:t xml:space="preserve">Pause agent execution for human approval, edit or rejecting the tool before the tool call </w:t>
+      </w:r>
+    </w:p>
+    <w:p>
+      <w:pPr>
+        <w:rPr>
+          <w:lang w:val="en-US"/>
+        </w:rPr>
+      </w:pPr>
+      <w:r>
+        <w:rPr>
+          <w:lang w:val="en-US"/>
+        </w:rPr>
+        <w:t xml:space="preserve">Example: </w:t>
+      </w:r>
+    </w:p>
+    <w:p>
+      <w:pPr>
+        <w:rPr>
+          <w:lang w:val="en-US"/>
+        </w:rPr>
+      </w:pPr>
+      <w:r>
+        <w:rPr>
+          <w:lang w:val="en-US"/>
+        </w:rPr>
+        <w:t xml:space="preserve">High-stake operation </w:t>
+      </w:r>
+    </w:p>
+    <w:p>
+      <w:pPr>
+        <w:rPr>
+          <w:lang w:val="en-US"/>
+        </w:rPr>
+      </w:pPr>
+      <w:r>
+        <w:rPr>
+          <w:lang w:val="en-US"/>
+        </w:rPr>
+        <w:t>Based on business case</w:t>
+      </w:r>
+    </w:p>
+    <w:p>
+      <w:pPr>
+        <w:rPr>
+          <w:lang w:val="en-US"/>
+        </w:rPr>
+      </w:pPr>
+      <w:r>
+        <w:rPr>
+          <w:lang w:val="en-US"/>
+        </w:rPr>
+        <w:t>Sending email to stake holders</w:t>
+      </w:r>
+    </w:p>
+    <w:p>
+      <w:pPr>
+        <w:rPr>
+          <w:lang w:val="en-US"/>
+        </w:rPr>
+      </w:pPr>
+      <w:r>
+        <w:rPr>
+          <w:lang w:val="en-US"/>
+        </w:rPr>
+        <w:t>Buy any new investment</w:t>
+      </w:r>
+    </w:p>
+    <w:p>
+      <w:pPr>
+        <w:rPr>
+          <w:lang w:val="en-US"/>
+        </w:rPr>
+      </w:pPr>
+      <w:r>
+        <w:rPr>
+          <w:lang w:val="en-US"/>
+        </w:rPr>
+        <w:t>Settle money</w:t>
+      </w:r>
+    </w:p>
+    <w:p>
+      <w:pPr>
+        <w:rPr>
+          <w:lang w:val="en-US"/>
+        </w:rPr>
+      </w:pPr>
+      <w:proofErr w:type="spellStart"/>
+      <w:r>
+        <w:rPr>
+          <w:lang w:val="en-US"/>
+        </w:rPr>
+        <w:t>Etc</w:t>
+      </w:r>
+      <w:proofErr w:type="spellEnd"/>
+    </w:p>
+    <w:p>
+      <w:pPr>
+        <w:rPr>
+          <w:lang w:val="en-US"/>
+        </w:rPr>
+      </w:pPr>
+      <w:r>
+        <w:rPr>
+          <w:lang w:val="en-US"/>
+        </w:rPr>
+        <w:t xml:space="preserve">By </w:t>
+      </w:r>
+      <w:proofErr w:type="gramStart"/>
+      <w:r>
+        <w:rPr>
+          <w:lang w:val="en-US"/>
+        </w:rPr>
+        <w:t>default :</w:t>
+      </w:r>
+      <w:proofErr w:type="gramEnd"/>
+      <w:r>
+        <w:rPr>
+          <w:lang w:val="en-US"/>
+        </w:rPr>
+        <w:t xml:space="preserve"> you can configure any option only from </w:t>
+      </w:r>
+      <w:proofErr w:type="gramStart"/>
+      <w:r>
+        <w:rPr>
+          <w:lang w:val="en-US"/>
+        </w:rPr>
+        <w:t>approve</w:t>
+      </w:r>
+      <w:proofErr w:type="gramEnd"/>
+      <w:r>
+        <w:rPr>
+          <w:lang w:val="en-US"/>
+        </w:rPr>
+        <w:t xml:space="preserve"> or reject or edit or respond, other options cannot be included</w:t>
+      </w:r>
+    </w:p>
+    <w:p>
+      <w:pPr>
+        <w:rPr>
+          <w:lang w:val="en-US"/>
+        </w:rPr>
+      </w:pPr>
+      <w:r>
+        <w:rPr>
+          <w:lang w:val="en-US"/>
+        </w:rPr>
+        <w:t xml:space="preserve">When a model proposes an action might </w:t>
+      </w:r>
+      <w:proofErr w:type="gramStart"/>
+      <w:r>
+        <w:rPr>
+          <w:lang w:val="en-US"/>
+        </w:rPr>
+        <w:t>needs</w:t>
+      </w:r>
+      <w:proofErr w:type="gramEnd"/>
+      <w:r>
+        <w:rPr>
+          <w:lang w:val="en-US"/>
+        </w:rPr>
+        <w:t xml:space="preserve"> </w:t>
+      </w:r>
+      <w:proofErr w:type="gramStart"/>
+      <w:r>
+        <w:rPr>
+          <w:lang w:val="en-US"/>
+        </w:rPr>
+        <w:t>an approval</w:t>
+      </w:r>
+      <w:proofErr w:type="gramEnd"/>
+      <w:r>
+        <w:rPr>
+          <w:lang w:val="en-US"/>
+        </w:rPr>
+        <w:t xml:space="preserve">, middleware pauses the execution and </w:t>
+      </w:r>
+      <w:proofErr w:type="gramStart"/>
+      <w:r>
+        <w:rPr>
+          <w:lang w:val="en-US"/>
+        </w:rPr>
+        <w:t>wait</w:t>
+      </w:r>
+      <w:proofErr w:type="gramEnd"/>
+      <w:r>
+        <w:rPr>
+          <w:lang w:val="en-US"/>
+        </w:rPr>
+        <w:t xml:space="preserve"> for decision form user, this can be done by checking each tool against configurable policy, if intervention is needed it pauses the execution</w:t>
+      </w:r>
+    </w:p>
+    <w:p>
+      <w:pPr>
+        <w:rPr>
+          <w:lang w:val="en-US"/>
+        </w:rPr>
+      </w:pPr>
+      <w:r>
+        <w:rPr>
+          <w:lang w:val="en-US"/>
+        </w:rPr>
+        <w:t xml:space="preserve">When multiple </w:t>
+      </w:r>
+      <w:proofErr w:type="gramStart"/>
+      <w:r>
+        <w:rPr>
+          <w:lang w:val="en-US"/>
+        </w:rPr>
+        <w:t>tool</w:t>
+      </w:r>
+      <w:proofErr w:type="gramEnd"/>
+      <w:r>
+        <w:rPr>
+          <w:lang w:val="en-US"/>
+        </w:rPr>
+        <w:t xml:space="preserve"> paused at same time, then each tool must get decision result from </w:t>
+      </w:r>
+      <w:proofErr w:type="gramStart"/>
+      <w:r>
+        <w:rPr>
+          <w:lang w:val="en-US"/>
+        </w:rPr>
+        <w:t>user</w:t>
+      </w:r>
+      <w:proofErr w:type="gramEnd"/>
+      <w:r>
+        <w:rPr>
+          <w:lang w:val="en-US"/>
+        </w:rPr>
+        <w:t xml:space="preserve"> and it must be in the same order as how it sent to pause</w:t>
+      </w:r>
+    </w:p>
+    <w:p>
+      <w:pPr>
+        <w:rPr>
+          <w:lang w:val="en-US"/>
+        </w:rPr>
+      </w:pPr>
+      <w:r>
+        <w:rPr>
+          <w:highlight w:val="yellow"/>
+          <w:lang w:val="en-US"/>
+        </w:rPr>
+        <w:t xml:space="preserve">Human in the </w:t>
+      </w:r>
+      <w:proofErr w:type="gramStart"/>
+      <w:r>
+        <w:rPr>
+          <w:highlight w:val="yellow"/>
+          <w:lang w:val="en-US"/>
+        </w:rPr>
+        <w:t>loop[</w:t>
+      </w:r>
+      <w:proofErr w:type="gramEnd"/>
+      <w:r>
+        <w:rPr>
+          <w:highlight w:val="yellow"/>
+          <w:lang w:val="en-US"/>
+        </w:rPr>
+        <w:t xml:space="preserve">HITL] requires </w:t>
+      </w:r>
+      <w:proofErr w:type="spellStart"/>
+      <w:r>
+        <w:rPr>
+          <w:highlight w:val="yellow"/>
+          <w:lang w:val="en-US"/>
+        </w:rPr>
+        <w:t>checkpointer</w:t>
+      </w:r>
+      <w:proofErr w:type="spellEnd"/>
+      <w:r>
+        <w:rPr>
+          <w:highlight w:val="yellow"/>
+          <w:lang w:val="en-US"/>
+        </w:rPr>
+        <w:t xml:space="preserve"> memory saver, it is because when tool is sent for decision, agent must know which tool is got decision from user, without </w:t>
+      </w:r>
+      <w:proofErr w:type="spellStart"/>
+      <w:r>
+        <w:rPr>
+          <w:highlight w:val="yellow"/>
+          <w:lang w:val="en-US"/>
+        </w:rPr>
+        <w:t>checkpointer</w:t>
+      </w:r>
+      <w:proofErr w:type="spellEnd"/>
+      <w:r>
+        <w:rPr>
+          <w:highlight w:val="yellow"/>
+          <w:lang w:val="en-US"/>
+        </w:rPr>
+        <w:t xml:space="preserve"> and thread ID, agent cannot send full conversation history to model</w:t>
+      </w:r>
+    </w:p>
+    <w:p>
+      <w:pPr>
+        <w:rPr>
+          <w:lang w:val="en-US"/>
+        </w:rPr>
+      </w:pPr>
+    </w:p>
+    <w:p>
+      <w:pPr>
+        <w:rPr>
+          <w:lang w:val="en-US"/>
+        </w:rPr>
+      </w:pPr>
+    </w:p>
+    <w:p>
+      <w:pPr>
+        <w:rPr>
+          <w:lang w:val="en-US"/>
+        </w:rPr>
+      </w:pPr>
+    </w:p>
     <w:sectPr>
       <w:pgSz w:w="12240" w:h="15840"/>
       <w:pgMar w:top="1440" w:right="1440" w:bottom="1440" w:left="1440" w:header="708" w:footer="708" w:gutter="0"/>
@@ -297,9 +902,9 @@
 <file path=word/numbering.xml><?xml version="1.0" encoding="utf-8"?>
 <w:numbering xmlns:wpc="http://schemas.microsoft.com/office/word/2010/wordprocessingCanvas" xmlns:cx="http://schemas.microsoft.com/office/drawing/2014/chartex" xmlns:cx1="http://schemas.microsoft.com/office/drawing/2015/9/8/chartex" xmlns:cx2="http://schemas.microsoft.com/office/drawing/2015/10/21/chartex" xmlns:cx3="http://schemas.microsoft.com/office/drawing/2016/5/9/chartex" xmlns:cx4="http://schemas.microsoft.com/office/drawing/2016/5/10/chartex" xmlns:cx5="http://schemas.microsoft.com/office/drawing/2016/5/11/chartex" xmlns:cx6="http://schemas.microsoft.com/office/drawing/2016/5/12/chartex" xmlns:cx7="http://schemas.microsoft.com/office/drawing/2016/5/13/chartex" xmlns:cx8="http://schemas.microsoft.com/office/drawing/2016/5/14/chartex" xmlns:mc="http://schemas.openxmlformats.org/markup-compatibility/2006" xmlns:aink="http://schemas.microsoft.com/office/drawing/2016/ink" xmlns:am3d="http://schemas.microsoft.com/office/drawing/2017/model3d" xmlns:o="urn:schemas-microsoft-com:office:office" xmlns:oel="http://schemas.microsoft.com/office/2019/extlst" xmlns:r="http://schemas.openxmlformats.org/officeDocument/2006/relationships" xmlns:m="http://schemas.openxmlformats.org/officeDocument/2006/math" xmlns:v="urn:schemas-microsoft-com:vml" xmlns:wp14="http://schemas.microsoft.com/office/word/2010/wordprocessingDrawing" xmlns:wp="http://schemas.openxmlformats.org/drawingml/2006/wordprocessingDrawing" xmlns:w10="urn:schemas-microsoft-com:office:word" xmlns:w="http://schemas.openxmlformats.org/wordprocessingml/2006/main" xmlns:w14="http://schemas.microsoft.com/office/word/2010/wordml" xmlns:w15="http://schemas.microsoft.com/office/word/2012/wordml" xmlns:w16cex="http://schemas.microsoft.com/office/word/2018/wordml/cex" xmlns:w16cid="http://schemas.microsoft.com/office/word/2016/wordml/cid" xmlns:w16="http://schemas.microsoft.com/office/word/2018/wordml" xmlns:w16du="http://schemas.microsoft.com/office/word/2023/wordml/word16du" xmlns:w16sdtdh="http://schemas.microsoft.com/office/word/2020/wordml/sdtdatahash" xmlns:w16sdtfl="http://schemas.microsoft.com/office/word/2024/wordml/sdtformatlock" xmlns:w16se="http://schemas.microsoft.com/office/word/2015/wordml/symex" xmlns:wpg="http://schemas.microsoft.com/office/word/2010/wordprocessingGroup" xmlns:wpi="http://schemas.microsoft.com/office/word/2010/wordprocessingInk" xmlns:wne="http://schemas.microsoft.com/office/word/2006/wordml" xmlns:wps="http://schemas.microsoft.com/office/word/2010/wordprocessingShape" mc:Ignorable="w14 w15 w16se w16cid w16 w16cex w16sdtdh w16sdtfl w16du wp14">
   <w:abstractNum w:abstractNumId="0" w15:restartNumberingAfterBreak="0">
-    <w:nsid w:val="522D4EB4"/>
+    <w:nsid w:val="2D9723AF"/>
     <w:multiLevelType w:val="hybridMultilevel"/>
-    <w:tmpl w:val="00A40262"/>
+    <w:tmpl w:val="A42A647C"/>
     <w:lvl w:ilvl="0" w:tplc="10090011">
       <w:start w:val="1"/>
       <w:numFmt w:val="decimal"/>
@@ -385,7 +990,99 @@
       </w:pPr>
     </w:lvl>
   </w:abstractNum>
+  <w:abstractNum w:abstractNumId="1" w15:restartNumberingAfterBreak="0">
+    <w:nsid w:val="522D4EB4"/>
+    <w:multiLevelType w:val="hybridMultilevel"/>
+    <w:tmpl w:val="00A40262"/>
+    <w:lvl w:ilvl="0" w:tplc="10090011">
+      <w:start w:val="1"/>
+      <w:numFmt w:val="decimal"/>
+      <w:lvlText w:val="%1)"/>
+      <w:lvlJc w:val="left"/>
+      <w:pPr>
+        <w:ind w:left="720" w:hanging="360"/>
+      </w:pPr>
+      <w:rPr>
+        <w:rFonts w:hint="default"/>
+      </w:rPr>
+    </w:lvl>
+    <w:lvl w:ilvl="1" w:tplc="10090019" w:tentative="1">
+      <w:start w:val="1"/>
+      <w:numFmt w:val="lowerLetter"/>
+      <w:lvlText w:val="%2."/>
+      <w:lvlJc w:val="left"/>
+      <w:pPr>
+        <w:ind w:left="1440" w:hanging="360"/>
+      </w:pPr>
+    </w:lvl>
+    <w:lvl w:ilvl="2" w:tplc="1009001B" w:tentative="1">
+      <w:start w:val="1"/>
+      <w:numFmt w:val="lowerRoman"/>
+      <w:lvlText w:val="%3."/>
+      <w:lvlJc w:val="right"/>
+      <w:pPr>
+        <w:ind w:left="2160" w:hanging="180"/>
+      </w:pPr>
+    </w:lvl>
+    <w:lvl w:ilvl="3" w:tplc="1009000F" w:tentative="1">
+      <w:start w:val="1"/>
+      <w:numFmt w:val="decimal"/>
+      <w:lvlText w:val="%4."/>
+      <w:lvlJc w:val="left"/>
+      <w:pPr>
+        <w:ind w:left="2880" w:hanging="360"/>
+      </w:pPr>
+    </w:lvl>
+    <w:lvl w:ilvl="4" w:tplc="10090019" w:tentative="1">
+      <w:start w:val="1"/>
+      <w:numFmt w:val="lowerLetter"/>
+      <w:lvlText w:val="%5."/>
+      <w:lvlJc w:val="left"/>
+      <w:pPr>
+        <w:ind w:left="3600" w:hanging="360"/>
+      </w:pPr>
+    </w:lvl>
+    <w:lvl w:ilvl="5" w:tplc="1009001B" w:tentative="1">
+      <w:start w:val="1"/>
+      <w:numFmt w:val="lowerRoman"/>
+      <w:lvlText w:val="%6."/>
+      <w:lvlJc w:val="right"/>
+      <w:pPr>
+        <w:ind w:left="4320" w:hanging="180"/>
+      </w:pPr>
+    </w:lvl>
+    <w:lvl w:ilvl="6" w:tplc="1009000F" w:tentative="1">
+      <w:start w:val="1"/>
+      <w:numFmt w:val="decimal"/>
+      <w:lvlText w:val="%7."/>
+      <w:lvlJc w:val="left"/>
+      <w:pPr>
+        <w:ind w:left="5040" w:hanging="360"/>
+      </w:pPr>
+    </w:lvl>
+    <w:lvl w:ilvl="7" w:tplc="10090019" w:tentative="1">
+      <w:start w:val="1"/>
+      <w:numFmt w:val="lowerLetter"/>
+      <w:lvlText w:val="%8."/>
+      <w:lvlJc w:val="left"/>
+      <w:pPr>
+        <w:ind w:left="5760" w:hanging="360"/>
+      </w:pPr>
+    </w:lvl>
+    <w:lvl w:ilvl="8" w:tplc="1009001B" w:tentative="1">
+      <w:start w:val="1"/>
+      <w:numFmt w:val="lowerRoman"/>
+      <w:lvlText w:val="%9."/>
+      <w:lvlJc w:val="right"/>
+      <w:pPr>
+        <w:ind w:left="6480" w:hanging="180"/>
+      </w:pPr>
+    </w:lvl>
+  </w:abstractNum>
   <w:num w:numId="1" w16cid:durableId="620498887">
+    <w:abstractNumId w:val="1"/>
+  </w:num>
+  <w:num w:numId="2" w16cid:durableId="2049404516">
     <w:abstractNumId w:val="0"/>
   </w:num>
 </w:numbering>

--- a/LangChain/Middleware/Middleware.docx
+++ b/LangChain/Middleware/Middleware.docx
@@ -340,27 +340,13 @@
         <w:rPr>
           <w:lang w:val="en-US"/>
         </w:rPr>
-        <w:t xml:space="preserve">Automatically summarize the conversation when it is reaching token </w:t>
-      </w:r>
-      <w:proofErr w:type="gramStart"/>
-      <w:r>
-        <w:rPr>
-          <w:lang w:val="en-US"/>
-        </w:rPr>
-        <w:t xml:space="preserve">limit </w:t>
-      </w:r>
-      <w:r>
-        <w:rPr>
-          <w:lang w:val="en-US"/>
-        </w:rPr>
-        <w:t>,</w:t>
-      </w:r>
-      <w:proofErr w:type="gramEnd"/>
-      <w:r>
-        <w:rPr>
-          <w:lang w:val="en-US"/>
-        </w:rPr>
-        <w:t xml:space="preserve"> keeping latest messages while compressing older context</w:t>
+        <w:t xml:space="preserve">Automatically summarize the conversation when it is reaching token limit </w:t>
+      </w:r>
+      <w:r>
+        <w:rPr>
+          <w:lang w:val="en-US"/>
+        </w:rPr>
+        <w:t>, keeping latest messages while compressing older context</w:t>
       </w:r>
     </w:p>
     <w:p>
@@ -378,21 +364,7 @@
         <w:rPr>
           <w:lang w:val="en-US"/>
         </w:rPr>
-        <w:t xml:space="preserve">Long conversation which </w:t>
-      </w:r>
-      <w:proofErr w:type="gramStart"/>
-      <w:r>
-        <w:rPr>
-          <w:lang w:val="en-US"/>
-        </w:rPr>
-        <w:t>exceed</w:t>
-      </w:r>
-      <w:proofErr w:type="gramEnd"/>
-      <w:r>
-        <w:rPr>
-          <w:lang w:val="en-US"/>
-        </w:rPr>
-        <w:t xml:space="preserve"> token limit </w:t>
+        <w:t xml:space="preserve">Long conversation which exceed token limit </w:t>
       </w:r>
     </w:p>
     <w:p>
@@ -423,21 +395,7 @@
         <w:rPr>
           <w:lang w:val="en-US"/>
         </w:rPr>
-        <w:t xml:space="preserve">Summarization is a text context compression, it won’t resize or resample or compress multimodal like audio/video/image, while latest multi modal is </w:t>
-      </w:r>
-      <w:proofErr w:type="gramStart"/>
-      <w:r>
-        <w:rPr>
-          <w:lang w:val="en-US"/>
-        </w:rPr>
-        <w:t>retained  whereas</w:t>
-      </w:r>
-      <w:proofErr w:type="gramEnd"/>
-      <w:r>
-        <w:rPr>
-          <w:lang w:val="en-US"/>
-        </w:rPr>
-        <w:t xml:space="preserve"> older multi modal conversation especially media application, those are stored in file system or object store and pass the URL or file references while text compress</w:t>
+        <w:t>Summarization is a text context compression, it won’t resize or resample or compress multimodal like audio/video/image, while latest multi modal is retained  whereas older multi modal conversation especially media application, those are stored in file system or object store and pass the URL or file references while text compress</w:t>
       </w:r>
     </w:p>
     <w:p>
@@ -464,21 +422,7 @@
           <w:lang w:val="en-US"/>
         </w:rPr>
         <w:lastRenderedPageBreak/>
-        <w:t xml:space="preserve">Model – </w:t>
-      </w:r>
-      <w:proofErr w:type="spellStart"/>
-      <w:r>
-        <w:rPr>
-          <w:lang w:val="en-US"/>
-        </w:rPr>
-        <w:t>mandt</w:t>
-      </w:r>
-      <w:proofErr w:type="spellEnd"/>
-      <w:r>
-        <w:rPr>
-          <w:lang w:val="en-US"/>
-        </w:rPr>
-        <w:t xml:space="preserve"> is to tell which model used for text compression</w:t>
+        <w:t>Model – mandt is to tell which model used for text compression</w:t>
       </w:r>
     </w:p>
     <w:p>
@@ -660,150 +604,50 @@
           <w:lang w:val="en-US"/>
         </w:rPr>
       </w:pPr>
-      <w:proofErr w:type="spellStart"/>
       <w:r>
         <w:rPr>
           <w:lang w:val="en-US"/>
         </w:rPr>
         <w:t>Etc</w:t>
       </w:r>
-      <w:proofErr w:type="spellEnd"/>
-    </w:p>
-    <w:p>
-      <w:pPr>
-        <w:rPr>
-          <w:lang w:val="en-US"/>
-        </w:rPr>
-      </w:pPr>
-      <w:r>
-        <w:rPr>
-          <w:lang w:val="en-US"/>
-        </w:rPr>
-        <w:t xml:space="preserve">By </w:t>
-      </w:r>
-      <w:proofErr w:type="gramStart"/>
-      <w:r>
-        <w:rPr>
-          <w:lang w:val="en-US"/>
-        </w:rPr>
-        <w:t>default :</w:t>
-      </w:r>
-      <w:proofErr w:type="gramEnd"/>
-      <w:r>
-        <w:rPr>
-          <w:lang w:val="en-US"/>
-        </w:rPr>
-        <w:t xml:space="preserve"> you can configure any option only from </w:t>
-      </w:r>
-      <w:proofErr w:type="gramStart"/>
-      <w:r>
-        <w:rPr>
-          <w:lang w:val="en-US"/>
-        </w:rPr>
-        <w:t>approve</w:t>
-      </w:r>
-      <w:proofErr w:type="gramEnd"/>
-      <w:r>
-        <w:rPr>
-          <w:lang w:val="en-US"/>
-        </w:rPr>
-        <w:t xml:space="preserve"> or reject or edit or respond, other options cannot be included</w:t>
-      </w:r>
-    </w:p>
-    <w:p>
-      <w:pPr>
-        <w:rPr>
-          <w:lang w:val="en-US"/>
-        </w:rPr>
-      </w:pPr>
-      <w:r>
-        <w:rPr>
-          <w:lang w:val="en-US"/>
-        </w:rPr>
-        <w:t xml:space="preserve">When a model proposes an action might </w:t>
-      </w:r>
-      <w:proofErr w:type="gramStart"/>
-      <w:r>
-        <w:rPr>
-          <w:lang w:val="en-US"/>
-        </w:rPr>
-        <w:t>needs</w:t>
-      </w:r>
-      <w:proofErr w:type="gramEnd"/>
-      <w:r>
-        <w:rPr>
-          <w:lang w:val="en-US"/>
-        </w:rPr>
-        <w:t xml:space="preserve"> </w:t>
-      </w:r>
-      <w:proofErr w:type="gramStart"/>
-      <w:r>
-        <w:rPr>
-          <w:lang w:val="en-US"/>
-        </w:rPr>
-        <w:t>an approval</w:t>
-      </w:r>
-      <w:proofErr w:type="gramEnd"/>
-      <w:r>
-        <w:rPr>
-          <w:lang w:val="en-US"/>
-        </w:rPr>
-        <w:t xml:space="preserve">, middleware pauses the execution and </w:t>
-      </w:r>
-      <w:proofErr w:type="gramStart"/>
-      <w:r>
-        <w:rPr>
-          <w:lang w:val="en-US"/>
-        </w:rPr>
-        <w:t>wait</w:t>
-      </w:r>
-      <w:proofErr w:type="gramEnd"/>
-      <w:r>
-        <w:rPr>
-          <w:lang w:val="en-US"/>
-        </w:rPr>
-        <w:t xml:space="preserve"> for decision form user, this can be done by checking each tool against configurable policy, if intervention is needed it pauses the execution</w:t>
-      </w:r>
-    </w:p>
-    <w:p>
-      <w:pPr>
-        <w:rPr>
-          <w:lang w:val="en-US"/>
-        </w:rPr>
-      </w:pPr>
-      <w:r>
-        <w:rPr>
-          <w:lang w:val="en-US"/>
-        </w:rPr>
-        <w:t xml:space="preserve">When multiple </w:t>
-      </w:r>
-      <w:proofErr w:type="gramStart"/>
-      <w:r>
-        <w:rPr>
-          <w:lang w:val="en-US"/>
-        </w:rPr>
-        <w:t>tool</w:t>
-      </w:r>
-      <w:proofErr w:type="gramEnd"/>
-      <w:r>
-        <w:rPr>
-          <w:lang w:val="en-US"/>
-        </w:rPr>
-        <w:t xml:space="preserve"> paused at same time, then each tool must get decision result from </w:t>
-      </w:r>
-      <w:proofErr w:type="gramStart"/>
-      <w:r>
-        <w:rPr>
-          <w:lang w:val="en-US"/>
-        </w:rPr>
-        <w:t>user</w:t>
-      </w:r>
-      <w:proofErr w:type="gramEnd"/>
-      <w:r>
-        <w:rPr>
-          <w:lang w:val="en-US"/>
-        </w:rPr>
-        <w:t xml:space="preserve"> and it must be in the same order as how it sent to pause</w:t>
+    </w:p>
+    <w:p>
+      <w:pPr>
+        <w:rPr>
+          <w:lang w:val="en-US"/>
+        </w:rPr>
+      </w:pPr>
+      <w:r>
+        <w:rPr>
+          <w:lang w:val="en-US"/>
+        </w:rPr>
+        <w:t>By default : you can configure any option only from approve or reject or edit or respond, other options cannot be included</w:t>
+      </w:r>
+    </w:p>
+    <w:p>
+      <w:pPr>
+        <w:rPr>
+          <w:lang w:val="en-US"/>
+        </w:rPr>
+      </w:pPr>
+      <w:r>
+        <w:rPr>
+          <w:lang w:val="en-US"/>
+        </w:rPr>
+        <w:t>When a model proposes an action might needs an approval, middleware pauses the execution and wait for decision form user, this can be done by checking each tool against configurable policy, if intervention is needed it pauses the execution</w:t>
+      </w:r>
+    </w:p>
+    <w:p>
+      <w:pPr>
+        <w:rPr>
+          <w:lang w:val="en-US"/>
+        </w:rPr>
+      </w:pPr>
+      <w:r>
+        <w:rPr>
+          <w:lang w:val="en-US"/>
+        </w:rPr>
+        <w:t>When multiple tool paused at same time, then each tool must get decision result from user and it must be in the same order as how it sent to pause</w:t>
       </w:r>
     </w:p>
     <w:p>
@@ -817,77 +661,109 @@
           <w:highlight w:val="yellow"/>
           <w:lang w:val="en-US"/>
         </w:rPr>
-        <w:t xml:space="preserve">Human in the </w:t>
-      </w:r>
-      <w:proofErr w:type="gramStart"/>
-      <w:r>
-        <w:rPr>
-          <w:highlight w:val="yellow"/>
-          <w:lang w:val="en-US"/>
-        </w:rPr>
-        <w:t>loop[</w:t>
-      </w:r>
-      <w:proofErr w:type="gramEnd"/>
-      <w:r>
-        <w:rPr>
-          <w:highlight w:val="yellow"/>
-          <w:lang w:val="en-US"/>
-        </w:rPr>
-        <w:t xml:space="preserve">HITL] requires </w:t>
-      </w:r>
-      <w:proofErr w:type="spellStart"/>
-      <w:r>
-        <w:rPr>
-          <w:highlight w:val="yellow"/>
-          <w:lang w:val="en-US"/>
-        </w:rPr>
-        <w:t>checkpointer</w:t>
-      </w:r>
-      <w:proofErr w:type="spellEnd"/>
-      <w:r>
-        <w:rPr>
-          <w:highlight w:val="yellow"/>
-          <w:lang w:val="en-US"/>
-        </w:rPr>
-        <w:t xml:space="preserve"> memory saver, it is because when tool is sent for decision, agent must know which tool is got decision from user, without </w:t>
-      </w:r>
-      <w:proofErr w:type="spellStart"/>
-      <w:r>
-        <w:rPr>
-          <w:highlight w:val="yellow"/>
-          <w:lang w:val="en-US"/>
-        </w:rPr>
-        <w:t>checkpointer</w:t>
-      </w:r>
-      <w:proofErr w:type="spellEnd"/>
-      <w:r>
-        <w:rPr>
-          <w:highlight w:val="yellow"/>
-          <w:lang w:val="en-US"/>
-        </w:rPr>
-        <w:t xml:space="preserve"> and thread ID, agent cannot send full conversation history to model</w:t>
-      </w:r>
-    </w:p>
-    <w:p>
-      <w:pPr>
-        <w:rPr>
-          <w:lang w:val="en-US"/>
-        </w:rPr>
-      </w:pPr>
-    </w:p>
-    <w:p>
-      <w:pPr>
-        <w:rPr>
-          <w:lang w:val="en-US"/>
-        </w:rPr>
-      </w:pPr>
-    </w:p>
-    <w:p>
-      <w:pPr>
-        <w:rPr>
-          <w:lang w:val="en-US"/>
-        </w:rPr>
-      </w:pPr>
+        <w:t>Human in the loop[HITL] requires checkpointer memory saver, it is because when tool is sent for decision, agent must know which tool is got decision from user, without checkpointer and thread ID, agent cannot send full conversation history to model</w:t>
+      </w:r>
+    </w:p>
+    <w:p>
+      <w:pPr>
+        <w:rPr>
+          <w:lang w:val="en-US"/>
+        </w:rPr>
+      </w:pPr>
+    </w:p>
+    <w:p>
+      <w:pPr>
+        <w:rPr>
+          <w:lang w:val="en-US"/>
+        </w:rPr>
+      </w:pPr>
+    </w:p>
+    <w:p>
+      <w:pPr>
+        <w:rPr>
+          <w:lang w:val="en-US"/>
+        </w:rPr>
+      </w:pPr>
+      <w:r>
+        <w:rPr>
+          <w:lang w:val="en-US"/>
+        </w:rPr>
+        <w:lastRenderedPageBreak/>
+        <w:t>Model or Tool call limit:</w:t>
+      </w:r>
+    </w:p>
+    <w:p>
+      <w:pPr>
+        <w:rPr>
+          <w:lang w:val="en-US"/>
+        </w:rPr>
+      </w:pPr>
+      <w:r>
+        <w:rPr>
+          <w:lang w:val="en-US"/>
+        </w:rPr>
+        <w:t>Run_limit means restriction on the single invoke statement</w:t>
+      </w:r>
+    </w:p>
+    <w:p>
+      <w:pPr>
+        <w:rPr>
+          <w:lang w:val="en-US"/>
+        </w:rPr>
+      </w:pPr>
+      <w:r>
+        <w:rPr>
+          <w:lang w:val="en-US"/>
+        </w:rPr>
+        <w:t>Thread _limit – across all runs, but when you invoke without inmemorysaver then every invoke will be new run so limit is not applicable</w:t>
+      </w:r>
+    </w:p>
+    <w:p>
+      <w:pPr>
+        <w:rPr>
+          <w:lang w:val="en-US"/>
+        </w:rPr>
+      </w:pPr>
+      <w:r>
+        <w:rPr>
+          <w:lang w:val="en-US"/>
+        </w:rPr>
+        <w:drawing>
+          <wp:inline distT="0" distB="0" distL="0" distR="0" wp14:anchorId="62F4F69D" wp14:editId="1A265DC3">
+            <wp:extent cx="5943600" cy="2538730"/>
+            <wp:effectExtent l="0" t="0" r="0" b="0"/>
+            <wp:docPr id="625883724" name="Picture 1"/>
+            <wp:cNvGraphicFramePr>
+              <a:graphicFrameLocks xmlns:a="http://schemas.openxmlformats.org/drawingml/2006/main" noChangeAspect="1"/>
+            </wp:cNvGraphicFramePr>
+            <a:graphic xmlns:a="http://schemas.openxmlformats.org/drawingml/2006/main">
+              <a:graphicData uri="http://schemas.openxmlformats.org/drawingml/2006/picture">
+                <pic:pic xmlns:pic="http://schemas.openxmlformats.org/drawingml/2006/picture">
+                  <pic:nvPicPr>
+                    <pic:cNvPr id="625883724" name=""/>
+                    <pic:cNvPicPr/>
+                  </pic:nvPicPr>
+                  <pic:blipFill>
+                    <a:blip r:embed="rId7"/>
+                    <a:stretch>
+                      <a:fillRect/>
+                    </a:stretch>
+                  </pic:blipFill>
+                  <pic:spPr>
+                    <a:xfrm>
+                      <a:off x="0" y="0"/>
+                      <a:ext cx="5943600" cy="2538730"/>
+                    </a:xfrm>
+                    <a:prstGeom prst="rect">
+                      <a:avLst/>
+                    </a:prstGeom>
+                  </pic:spPr>
+                </pic:pic>
+              </a:graphicData>
+            </a:graphic>
+          </wp:inline>
+        </w:drawing>
+      </w:r>
     </w:p>
     <w:sectPr>
       <w:pgSz w:w="12240" w:h="15840"/>
